--- a/Fase 1/Evidencias Individuales/Manuel_Bustamante_1.3_APT122_AutoevaluacionFase1.docx
+++ b/Fase 1/Evidencias Individuales/Manuel_Bustamante_1.3_APT122_AutoevaluacionFase1.docx
@@ -1,6 +1,6 @@
 
 <file path=word/document.xml><?xml version="1.0" encoding="utf-8"?>
-<w:document xmlns:wpc="http://schemas.microsoft.com/office/word/2010/wordprocessingCanvas" xmlns:cx="http://schemas.microsoft.com/office/drawing/2014/chartex" xmlns:cx1="http://schemas.microsoft.com/office/drawing/2015/9/8/chartex" xmlns:cx2="http://schemas.microsoft.com/office/drawing/2015/10/21/chartex" xmlns:cx3="http://schemas.microsoft.com/office/drawing/2016/5/9/chartex" xmlns:cx4="http://schemas.microsoft.com/office/drawing/2016/5/10/chartex" xmlns:cx5="http://schemas.microsoft.com/office/drawing/2016/5/11/chartex" xmlns:cx6="http://schemas.microsoft.com/office/drawing/2016/5/12/chartex" xmlns:cx7="http://schemas.microsoft.com/office/drawing/2016/5/13/chartex" xmlns:cx8="http://schemas.microsoft.com/office/drawing/2016/5/14/chartex" xmlns:mc="http://schemas.openxmlformats.org/markup-compatibility/2006" xmlns:aink="http://schemas.microsoft.com/office/drawing/2016/ink" xmlns:am3d="http://schemas.microsoft.com/office/drawing/2017/model3d" xmlns:o="urn:schemas-microsoft-com:office:office" xmlns:oel="http://schemas.microsoft.com/office/2019/extlst" xmlns:r="http://schemas.openxmlformats.org/officeDocument/2006/relationships" xmlns:m="http://schemas.openxmlformats.org/officeDocument/2006/math" xmlns:v="urn:schemas-microsoft-com:vml" xmlns:wp14="http://schemas.microsoft.com/office/word/2010/wordprocessingDrawing" xmlns:wp="http://schemas.openxmlformats.org/drawingml/2006/wordprocessingDrawing" xmlns:w10="urn:schemas-microsoft-com:office:word" xmlns:w="http://schemas.openxmlformats.org/wordprocessingml/2006/main" xmlns:w14="http://schemas.microsoft.com/office/word/2010/wordml" xmlns:w15="http://schemas.microsoft.com/office/word/2012/wordml" xmlns:w16cex="http://schemas.microsoft.com/office/word/2018/wordml/cex" xmlns:w16cid="http://schemas.microsoft.com/office/word/2016/wordml/cid" xmlns:w16="http://schemas.microsoft.com/office/word/2018/wordml" xmlns:w16sdtdh="http://schemas.microsoft.com/office/word/2020/wordml/sdtdatahash" xmlns:w16se="http://schemas.microsoft.com/office/word/2015/wordml/symex" xmlns:wpg="http://schemas.microsoft.com/office/word/2010/wordprocessingGroup" xmlns:wpi="http://schemas.microsoft.com/office/word/2010/wordprocessingInk" xmlns:wne="http://schemas.microsoft.com/office/word/2006/wordml" xmlns:wps="http://schemas.microsoft.com/office/word/2010/wordprocessingShape" mc:Ignorable="w14 w15 w16se w16cid w16 w16cex w16sdtdh wp14">
+<w:document xmlns:wpc="http://schemas.microsoft.com/office/word/2010/wordprocessingCanvas" xmlns:cx="http://schemas.microsoft.com/office/drawing/2014/chartex" xmlns:cx1="http://schemas.microsoft.com/office/drawing/2015/9/8/chartex" xmlns:cx2="http://schemas.microsoft.com/office/drawing/2015/10/21/chartex" xmlns:cx3="http://schemas.microsoft.com/office/drawing/2016/5/9/chartex" xmlns:cx4="http://schemas.microsoft.com/office/drawing/2016/5/10/chartex" xmlns:cx5="http://schemas.microsoft.com/office/drawing/2016/5/11/chartex" xmlns:cx6="http://schemas.microsoft.com/office/drawing/2016/5/12/chartex" xmlns:cx7="http://schemas.microsoft.com/office/drawing/2016/5/13/chartex" xmlns:cx8="http://schemas.microsoft.com/office/drawing/2016/5/14/chartex" xmlns:mc="http://schemas.openxmlformats.org/markup-compatibility/2006" xmlns:aink="http://schemas.microsoft.com/office/drawing/2016/ink" xmlns:am3d="http://schemas.microsoft.com/office/drawing/2017/model3d" xmlns:o="urn:schemas-microsoft-com:office:office" xmlns:r="http://schemas.openxmlformats.org/officeDocument/2006/relationships" xmlns:m="http://schemas.openxmlformats.org/officeDocument/2006/math" xmlns:v="urn:schemas-microsoft-com:vml" xmlns:wp14="http://schemas.microsoft.com/office/word/2010/wordprocessingDrawing" xmlns:wp="http://schemas.openxmlformats.org/drawingml/2006/wordprocessingDrawing" xmlns:w10="urn:schemas-microsoft-com:office:word" xmlns:w="http://schemas.openxmlformats.org/wordprocessingml/2006/main" xmlns:w14="http://schemas.microsoft.com/office/word/2010/wordml" xmlns:w15="http://schemas.microsoft.com/office/word/2012/wordml" xmlns:w16cex="http://schemas.microsoft.com/office/word/2018/wordml/cex" xmlns:w16cid="http://schemas.microsoft.com/office/word/2016/wordml/cid" xmlns:w16="http://schemas.microsoft.com/office/word/2018/wordml" xmlns:w16sdtdh="http://schemas.microsoft.com/office/word/2020/wordml/sdtdatahash" xmlns:w16se="http://schemas.microsoft.com/office/word/2015/wordml/symex" xmlns:wpg="http://schemas.microsoft.com/office/word/2010/wordprocessingGroup" xmlns:wpi="http://schemas.microsoft.com/office/word/2010/wordprocessingInk" xmlns:wne="http://schemas.microsoft.com/office/word/2006/wordml" xmlns:wps="http://schemas.microsoft.com/office/word/2010/wordprocessingShape" mc:Ignorable="w14 w15 w16se w16cid w16 w16cex w16sdtdh wp14">
   <w:body>
     <w:p>
       <w:pPr>
@@ -712,43 +712,207 @@
     </w:p>
     <w:p>
       <w:pPr>
-        <w:tabs>
-          <w:tab w:val="right" w:leader="dot" w:pos="9029"/>
-        </w:tabs>
-        <w:spacing w:after="80"/>
-        <w:rPr>
-          <w:lang w:val="es-CL"/>
-        </w:rPr>
-      </w:pPr>
-      <w:r>
-        <w:rPr>
-          <w:lang w:val="es-CL"/>
-        </w:rPr>
-        <w:t>Referencias</w:t>
-      </w:r>
-      <w:r>
-        <w:rPr>
-          <w:lang w:val="es-CL"/>
-        </w:rPr>
-        <w:tab/>
-        <w:t>15</w:t>
+        <w:rPr>
+          <w:lang w:val="es-CL"/>
+        </w:rPr>
+      </w:pPr>
+      <w:r>
+        <w:rPr>
+          <w:lang w:val="es-CL"/>
+        </w:rPr>
+        <w:br w:type="page"/>
       </w:r>
     </w:p>
     <w:p>
       <w:pPr>
-        <w:rPr>
-          <w:lang w:val="es-CL"/>
-        </w:rPr>
-      </w:pPr>
-      <w:r>
-        <w:rPr>
-          <w:lang w:val="es-CL"/>
-        </w:rPr>
-        <w:br w:type="page"/>
+        <w:spacing w:after="280"/>
+        <w:rPr>
+          <w:lang w:val="es-CL"/>
+        </w:rPr>
+      </w:pPr>
+      <w:r>
+        <w:rPr>
+          <w:b/>
+          <w:sz w:val="36"/>
+          <w:lang w:val="es-CL"/>
+        </w:rPr>
+        <w:lastRenderedPageBreak/>
+        <w:t>Resumen</w:t>
       </w:r>
     </w:p>
     <w:p>
       <w:pPr>
+        <w:jc w:val="both"/>
+        <w:rPr>
+          <w:lang w:val="es-CL"/>
+        </w:rPr>
+      </w:pPr>
+      <w:proofErr w:type="spellStart"/>
+      <w:r>
+        <w:rPr>
+          <w:lang w:val="es-CL"/>
+        </w:rPr>
+        <w:t>NexuStock</w:t>
+      </w:r>
+      <w:proofErr w:type="spellEnd"/>
+      <w:r>
+        <w:rPr>
+          <w:lang w:val="es-CL"/>
+        </w:rPr>
+        <w:t xml:space="preserve"> es un sistema web inteligente de gestión y predicción de inventario, diseñado para carnicerías de gestión independiente cuyas decisiones de abastecimiento hoy se basan principalmente en la intuición de sus encargados. Esta situación genera dos problemas r</w:t>
+      </w:r>
+      <w:r>
+        <w:rPr>
+          <w:lang w:val="es-CL"/>
+        </w:rPr>
+        <w:t xml:space="preserve">ecurrentes: quiebres de stock que provocan pérdida de ventas e insatisfacción del cliente, y </w:t>
+      </w:r>
+      <w:proofErr w:type="spellStart"/>
+      <w:r>
+        <w:rPr>
+          <w:lang w:val="es-CL"/>
+        </w:rPr>
+        <w:t>sobreinventario</w:t>
+      </w:r>
+      <w:proofErr w:type="spellEnd"/>
+      <w:r>
+        <w:rPr>
+          <w:lang w:val="es-CL"/>
+        </w:rPr>
+        <w:t xml:space="preserve"> de carne fresca que deriva en mermas económicas por descomposición del producto.</w:t>
+      </w:r>
+    </w:p>
+    <w:p>
+      <w:pPr>
+        <w:jc w:val="both"/>
+        <w:rPr>
+          <w:lang w:val="es-CL"/>
+        </w:rPr>
+      </w:pPr>
+      <w:r>
+        <w:rPr>
+          <w:lang w:val="es-CL"/>
+        </w:rPr>
+        <w:t>El proyecto combina un núcleo transaccional (gestión de productos,</w:t>
+      </w:r>
+      <w:r>
+        <w:rPr>
+          <w:lang w:val="es-CL"/>
+        </w:rPr>
+        <w:t xml:space="preserve"> inventario, ventas y proveedores) con un motor de Machine </w:t>
+      </w:r>
+      <w:proofErr w:type="spellStart"/>
+      <w:r>
+        <w:rPr>
+          <w:lang w:val="es-CL"/>
+        </w:rPr>
+        <w:t>Learning</w:t>
+      </w:r>
+      <w:proofErr w:type="spellEnd"/>
+      <w:r>
+        <w:rPr>
+          <w:lang w:val="es-CL"/>
+        </w:rPr>
+        <w:t xml:space="preserve"> que proyecta la demanda futura por producto, considera los tiempos de entrega de los proveedores y la </w:t>
+      </w:r>
+      <w:proofErr w:type="spellStart"/>
+      <w:r>
+        <w:rPr>
+          <w:lang w:val="es-CL"/>
+        </w:rPr>
+        <w:t>perecibilidad</w:t>
+      </w:r>
+      <w:proofErr w:type="spellEnd"/>
+      <w:r>
+        <w:rPr>
+          <w:lang w:val="es-CL"/>
+        </w:rPr>
+        <w:t xml:space="preserve"> de la carne, y genera automáticamente recomendaciones de compra y alerta</w:t>
+      </w:r>
+      <w:r>
+        <w:rPr>
+          <w:lang w:val="es-CL"/>
+        </w:rPr>
+        <w:t xml:space="preserve">s de riesgo de quiebre de stock, presentadas en un </w:t>
+      </w:r>
+      <w:proofErr w:type="spellStart"/>
+      <w:r>
+        <w:rPr>
+          <w:lang w:val="es-CL"/>
+        </w:rPr>
+        <w:t>dashboard</w:t>
+      </w:r>
+      <w:proofErr w:type="spellEnd"/>
+      <w:r>
+        <w:rPr>
+          <w:lang w:val="es-CL"/>
+        </w:rPr>
+        <w:t xml:space="preserve"> ejecutivo. El desarrollo se aborda bajo una metodología ágil Scrum, con responsabilidades diferenciadas entre un perfil de Software Engineer, a cargo de la arquitectura, la base de datos y el </w:t>
+      </w:r>
+      <w:proofErr w:type="spellStart"/>
+      <w:r>
+        <w:rPr>
+          <w:lang w:val="es-CL"/>
+        </w:rPr>
+        <w:t>bac</w:t>
+      </w:r>
+      <w:r>
+        <w:rPr>
+          <w:lang w:val="es-CL"/>
+        </w:rPr>
+        <w:t>kend</w:t>
+      </w:r>
+      <w:proofErr w:type="spellEnd"/>
+      <w:r>
+        <w:rPr>
+          <w:lang w:val="es-CL"/>
+        </w:rPr>
+        <w:t xml:space="preserve">, y un perfil de Data </w:t>
+      </w:r>
+      <w:proofErr w:type="spellStart"/>
+      <w:r>
+        <w:rPr>
+          <w:lang w:val="es-CL"/>
+        </w:rPr>
+        <w:t>Scientist</w:t>
+      </w:r>
+      <w:proofErr w:type="spellEnd"/>
+      <w:r>
+        <w:rPr>
+          <w:lang w:val="es-CL"/>
+        </w:rPr>
+        <w:t xml:space="preserve">, a cargo del análisis exploratorio, el modelamiento predictivo y el </w:t>
+      </w:r>
+      <w:proofErr w:type="spellStart"/>
+      <w:r>
+        <w:rPr>
+          <w:lang w:val="es-CL"/>
+        </w:rPr>
+        <w:t>dashboard</w:t>
+      </w:r>
+      <w:proofErr w:type="spellEnd"/>
+      <w:r>
+        <w:rPr>
+          <w:lang w:val="es-CL"/>
+        </w:rPr>
+        <w:t>.</w:t>
+      </w:r>
+    </w:p>
+    <w:p>
+      <w:pPr>
+        <w:rPr>
+          <w:lang w:val="es-CL"/>
+        </w:rPr>
+      </w:pPr>
+      <w:r>
+        <w:rPr>
+          <w:lang w:val="es-CL"/>
+        </w:rPr>
+        <w:br w:type="page"/>
+      </w:r>
+    </w:p>
+    <w:p>
+      <w:pPr>
         <w:spacing w:after="280"/>
         <w:rPr>
           <w:lang w:val="es-CL"/>
@@ -761,7 +925,7 @@
           <w:lang w:val="es-CL"/>
         </w:rPr>
         <w:lastRenderedPageBreak/>
-        <w:t>Resumen</w:t>
+        <w:t>Introducción</w:t>
       </w:r>
     </w:p>
     <w:p>
@@ -771,33 +935,37 @@
           <w:lang w:val="es-CL"/>
         </w:rPr>
       </w:pPr>
+      <w:r>
+        <w:rPr>
+          <w:lang w:val="es-CL"/>
+        </w:rPr>
+        <w:t>En las carnicerías de gestión independiente, las decisiones de compra de producto para abastecerse dependen en gran parte de l</w:t>
+      </w:r>
+      <w:r>
+        <w:rPr>
+          <w:lang w:val="es-CL"/>
+        </w:rPr>
+        <w:t>a intuición de sus encargados, ya sea por experiencia y tiempo en el mercado o por falta de digitalización y de indicadores que respalden esas decisiones de negocio. Esto genera un dilema operativo de alto impacto económico: quiebres de stock que hacen per</w:t>
+      </w:r>
+      <w:r>
+        <w:rPr>
+          <w:lang w:val="es-CL"/>
+        </w:rPr>
+        <w:t xml:space="preserve">der ventas y dañan la confianza del cliente, y </w:t>
+      </w:r>
       <w:proofErr w:type="spellStart"/>
       <w:r>
         <w:rPr>
           <w:lang w:val="es-CL"/>
         </w:rPr>
-        <w:t>NexuStock</w:t>
+        <w:t>sobreinventario</w:t>
       </w:r>
       <w:proofErr w:type="spellEnd"/>
       <w:r>
         <w:rPr>
           <w:lang w:val="es-CL"/>
         </w:rPr>
-        <w:t xml:space="preserve"> es un sistema web inteligente de gestión y predicción de inventario, diseñado para carnicerías de gestión independiente cuyas decisiones de abastecimiento hoy se basan principalmente en la intuición de sus encargados. Esta situación genera dos problemas recurrentes: quiebres de stock que provocan pérdida de ventas e insatisfacción del cliente, y </w:t>
-      </w:r>
-      <w:proofErr w:type="spellStart"/>
-      <w:r>
-        <w:rPr>
-          <w:lang w:val="es-CL"/>
-        </w:rPr>
-        <w:t>sobreinventario</w:t>
-      </w:r>
-      <w:proofErr w:type="spellEnd"/>
-      <w:r>
-        <w:rPr>
-          <w:lang w:val="es-CL"/>
-        </w:rPr>
-        <w:t xml:space="preserve"> de carne fresca que deriva en mermas económicas por descomposición del producto.</w:t>
+        <w:t xml:space="preserve"> que se traduce en merma por descomposición de un producto altamente perecible.</w:t>
       </w:r>
     </w:p>
     <w:p>
@@ -811,108 +979,112 @@
         <w:rPr>
           <w:lang w:val="es-CL"/>
         </w:rPr>
-        <w:t xml:space="preserve">El proyecto combina un núcleo transaccional (gestión de productos, inventario, ventas y proveedores) con un motor de Machine </w:t>
+        <w:t xml:space="preserve">En este contexto surge </w:t>
       </w:r>
       <w:proofErr w:type="spellStart"/>
       <w:r>
         <w:rPr>
           <w:lang w:val="es-CL"/>
         </w:rPr>
-        <w:t>Learning</w:t>
+        <w:t>NexuStock</w:t>
       </w:r>
       <w:proofErr w:type="spellEnd"/>
       <w:r>
         <w:rPr>
           <w:lang w:val="es-CL"/>
         </w:rPr>
-        <w:t xml:space="preserve"> que proyecta la demanda futura por producto, considera los tiempos de entrega de los proveedores y la </w:t>
+        <w:t xml:space="preserve">, Proyecto APT desarrollado en la asignatura </w:t>
       </w:r>
       <w:proofErr w:type="spellStart"/>
       <w:r>
         <w:rPr>
           <w:lang w:val="es-CL"/>
         </w:rPr>
-        <w:t>perecibilidad</w:t>
+        <w:t>Capstone</w:t>
       </w:r>
       <w:proofErr w:type="spellEnd"/>
       <w:r>
         <w:rPr>
           <w:lang w:val="es-CL"/>
         </w:rPr>
-        <w:t xml:space="preserve"> de la carne, y genera automáticamente recomendaciones de compra y alertas de riesgo de quiebre de stock, presentadas en un </w:t>
+        <w:t xml:space="preserve"> de Ingeniería en Informática</w:t>
+      </w:r>
+      <w:r>
+        <w:rPr>
+          <w:lang w:val="es-CL"/>
+        </w:rPr>
+        <w:t xml:space="preserve"> de Duoc UC, sede Alameda, por Ignacio Mella (Software Engineer) y Manuel Bustamante (Data </w:t>
       </w:r>
       <w:proofErr w:type="spellStart"/>
       <w:r>
         <w:rPr>
           <w:lang w:val="es-CL"/>
         </w:rPr>
-        <w:t>dashboard</w:t>
+        <w:t>Scientist</w:t>
       </w:r>
       <w:proofErr w:type="spellEnd"/>
       <w:r>
         <w:rPr>
           <w:lang w:val="es-CL"/>
         </w:rPr>
-        <w:t xml:space="preserve"> ejecutivo. El desarrollo se aborda bajo una metodología ágil Scrum, con responsabilidades diferenciadas entre un perfil de Software Engineer, a cargo de la arquitectura, la base de datos y el </w:t>
-      </w:r>
-      <w:proofErr w:type="spellStart"/>
-      <w:r>
-        <w:rPr>
-          <w:lang w:val="es-CL"/>
-        </w:rPr>
-        <w:t>backend</w:t>
-      </w:r>
-      <w:proofErr w:type="spellEnd"/>
-      <w:r>
-        <w:rPr>
-          <w:lang w:val="es-CL"/>
-        </w:rPr>
-        <w:t xml:space="preserve">, y un perfil de Data </w:t>
-      </w:r>
-      <w:proofErr w:type="spellStart"/>
-      <w:r>
-        <w:rPr>
-          <w:lang w:val="es-CL"/>
-        </w:rPr>
-        <w:t>Scientist</w:t>
-      </w:r>
-      <w:proofErr w:type="spellEnd"/>
-      <w:r>
-        <w:rPr>
-          <w:lang w:val="es-CL"/>
-        </w:rPr>
-        <w:t xml:space="preserve">, a cargo del análisis exploratorio, el modelamiento predictivo y el </w:t>
-      </w:r>
-      <w:proofErr w:type="spellStart"/>
-      <w:r>
-        <w:rPr>
-          <w:lang w:val="es-CL"/>
-        </w:rPr>
-        <w:t>dashboard</w:t>
-      </w:r>
-      <w:proofErr w:type="spellEnd"/>
-      <w:r>
-        <w:rPr>
-          <w:lang w:val="es-CL"/>
-        </w:rPr>
-        <w:t>.</w:t>
+        <w:t>). Su propósito es complementar la experiencia empírica del encargado de la carnicería con modelos predictivos y algoritmos de aprendizaje automático, reduc</w:t>
+      </w:r>
+      <w:r>
+        <w:rPr>
+          <w:lang w:val="es-CL"/>
+        </w:rPr>
+        <w:t>iendo de forma sistemática tanto la merma como las ventas perdidas.</w:t>
       </w:r>
     </w:p>
     <w:p>
       <w:pPr>
-        <w:rPr>
-          <w:lang w:val="es-CL"/>
-        </w:rPr>
-      </w:pPr>
-      <w:r>
-        <w:rPr>
-          <w:lang w:val="es-CL"/>
-        </w:rPr>
-        <w:br w:type="page"/>
+        <w:jc w:val="both"/>
+        <w:rPr>
+          <w:lang w:val="es-CL"/>
+        </w:rPr>
+      </w:pPr>
+      <w:r>
+        <w:rPr>
+          <w:lang w:val="es-CL"/>
+        </w:rPr>
+        <w:t>El presente informe expone la definición del proyecto, su relación con el perfil de egreso y con mis intereses profesionales, su factibilidad, objetivos, metodología, planificación y evide</w:t>
+      </w:r>
+      <w:r>
+        <w:rPr>
+          <w:lang w:val="es-CL"/>
+        </w:rPr>
+        <w:t xml:space="preserve">ncias propuestas. Estos elementos permiten establecer una base estructurada para posteriormente desarrollar y evaluar la solución durante las siguientes fases de </w:t>
+      </w:r>
+      <w:proofErr w:type="spellStart"/>
+      <w:r>
+        <w:rPr>
+          <w:lang w:val="es-CL"/>
+        </w:rPr>
+        <w:t>Capstone</w:t>
+      </w:r>
+      <w:proofErr w:type="spellEnd"/>
+      <w:r>
+        <w:rPr>
+          <w:lang w:val="es-CL"/>
+        </w:rPr>
+        <w:t>, tal como exige la pauta de Autoevaluación de Definición del Proyecto APT.</w:t>
       </w:r>
     </w:p>
     <w:p>
       <w:pPr>
+        <w:rPr>
+          <w:lang w:val="es-CL"/>
+        </w:rPr>
+      </w:pPr>
+      <w:r>
+        <w:rPr>
+          <w:lang w:val="es-CL"/>
+        </w:rPr>
+        <w:br w:type="page"/>
+      </w:r>
+    </w:p>
+    <w:p>
+      <w:pPr>
         <w:spacing w:after="280"/>
         <w:rPr>
           <w:lang w:val="es-CL"/>
@@ -925,7 +1097,15 @@
           <w:lang w:val="es-CL"/>
         </w:rPr>
         <w:lastRenderedPageBreak/>
-        <w:t>Introducción</w:t>
+        <w:t>Descripc</w:t>
+      </w:r>
+      <w:r>
+        <w:rPr>
+          <w:b/>
+          <w:sz w:val="36"/>
+          <w:lang w:val="es-CL"/>
+        </w:rPr>
+        <w:t>ión y relevancia del Proyecto APT</w:t>
       </w:r>
     </w:p>
     <w:p>
@@ -935,25 +1115,39 @@
           <w:lang w:val="es-CL"/>
         </w:rPr>
       </w:pPr>
-      <w:r>
-        <w:rPr>
-          <w:lang w:val="es-CL"/>
-        </w:rPr>
-        <w:t xml:space="preserve">En las carnicerías de gestión independiente, las decisiones de compra de producto para abastecerse dependen en gran parte de la intuición de sus encargados, ya sea por experiencia y tiempo en el mercado o por falta de digitalización y de indicadores que respalden esas decisiones de negocio. Esto genera un dilema operativo de alto impacto económico: quiebres de stock que hacen perder ventas y dañan la confianza del cliente, y </w:t>
-      </w:r>
       <w:proofErr w:type="spellStart"/>
       <w:r>
         <w:rPr>
           <w:lang w:val="es-CL"/>
         </w:rPr>
-        <w:t>sobreinventario</w:t>
+        <w:t>NexuStock</w:t>
       </w:r>
       <w:proofErr w:type="spellEnd"/>
       <w:r>
         <w:rPr>
           <w:lang w:val="es-CL"/>
         </w:rPr>
-        <w:t xml:space="preserve"> que se traduce en merma por descomposición de un producto altamente perecible.</w:t>
+        <w:t xml:space="preserve"> es un sistema web inteligente orientado a carnicerías de gestión independiente que buscan pasar de un abastecimiento basado en la intuición a uno apoyado en datos. El proyecto combina el desarrollo de software tr</w:t>
+      </w:r>
+      <w:r>
+        <w:rPr>
+          <w:lang w:val="es-CL"/>
+        </w:rPr>
+        <w:t xml:space="preserve">ansaccional (gestión de productos, inventario, ventas y proveedores) con un motor de Machine </w:t>
+      </w:r>
+      <w:proofErr w:type="spellStart"/>
+      <w:r>
+        <w:rPr>
+          <w:lang w:val="es-CL"/>
+        </w:rPr>
+        <w:t>Learning</w:t>
+      </w:r>
+      <w:proofErr w:type="spellEnd"/>
+      <w:r>
+        <w:rPr>
+          <w:lang w:val="es-CL"/>
+        </w:rPr>
+        <w:t xml:space="preserve"> que proyecta la demanda futura por producto.</w:t>
       </w:r>
     </w:p>
     <w:p>
@@ -967,49 +1161,33 @@
         <w:rPr>
           <w:lang w:val="es-CL"/>
         </w:rPr>
-        <w:t xml:space="preserve">En este contexto surge </w:t>
+        <w:t>Actualmente, este tipo de negocios no cuenta con un registro sistemático de ventas ni con un análisis de dato</w:t>
+      </w:r>
+      <w:r>
+        <w:rPr>
+          <w:lang w:val="es-CL"/>
+        </w:rPr>
+        <w:t xml:space="preserve">s que respalde sus decisiones de compra. Esta situación provoca dos problemas recurrentes: el quiebre de stock (agotamiento prematuro de productos perecibles antes de terminar el período de venta esperado) y el </w:t>
       </w:r>
       <w:proofErr w:type="spellStart"/>
       <w:r>
         <w:rPr>
           <w:lang w:val="es-CL"/>
         </w:rPr>
-        <w:t>NexuStock</w:t>
+        <w:t>sobreinventario</w:t>
       </w:r>
       <w:proofErr w:type="spellEnd"/>
       <w:r>
         <w:rPr>
           <w:lang w:val="es-CL"/>
         </w:rPr>
-        <w:t xml:space="preserve">, Proyecto APT desarrollado en la asignatura </w:t>
-      </w:r>
-      <w:proofErr w:type="spellStart"/>
-      <w:r>
-        <w:rPr>
-          <w:lang w:val="es-CL"/>
-        </w:rPr>
-        <w:t>Capstone</w:t>
-      </w:r>
-      <w:proofErr w:type="spellEnd"/>
-      <w:r>
-        <w:rPr>
-          <w:lang w:val="es-CL"/>
-        </w:rPr>
-        <w:t xml:space="preserve"> de Ingeniería en Informática de Duoc UC, sede Alameda, por Ignacio Mella (Software Engineer) y Manuel Bustamante (Data </w:t>
-      </w:r>
-      <w:proofErr w:type="spellStart"/>
-      <w:r>
-        <w:rPr>
-          <w:lang w:val="es-CL"/>
-        </w:rPr>
-        <w:t>Scientist</w:t>
-      </w:r>
-      <w:proofErr w:type="spellEnd"/>
-      <w:r>
-        <w:rPr>
-          <w:lang w:val="es-CL"/>
-        </w:rPr>
-        <w:t>). Su propósito es complementar la experiencia empírica del encargado de la carnicería con modelos predictivos y algoritmos de aprendizaje automático, reduciendo de forma sistemática tanto la merma como las ventas perdidas.</w:t>
+        <w:t xml:space="preserve"> y merma (compra excesiva de c</w:t>
+      </w:r>
+      <w:r>
+        <w:rPr>
+          <w:lang w:val="es-CL"/>
+        </w:rPr>
+        <w:t>arne fresca que se descompone antes de poder venderse).</w:t>
       </w:r>
     </w:p>
     <w:p>
@@ -1019,42 +1197,124 @@
           <w:lang w:val="es-CL"/>
         </w:rPr>
       </w:pPr>
-      <w:r>
-        <w:rPr>
-          <w:lang w:val="es-CL"/>
-        </w:rPr>
-        <w:t xml:space="preserve">El presente informe expone la definición del proyecto, su relación con el perfil de egreso y con mis intereses profesionales, su factibilidad, objetivos, metodología, planificación y evidencias propuestas. Estos elementos permiten establecer una base estructurada para posteriormente desarrollar y evaluar la solución durante las siguientes fases de </w:t>
-      </w:r>
       <w:proofErr w:type="spellStart"/>
       <w:r>
         <w:rPr>
           <w:lang w:val="es-CL"/>
         </w:rPr>
-        <w:t>Capstone</w:t>
+        <w:t>NexuStock</w:t>
       </w:r>
       <w:proofErr w:type="spellEnd"/>
       <w:r>
         <w:rPr>
           <w:lang w:val="es-CL"/>
         </w:rPr>
-        <w:t>, tal como exige la pauta de Autoevaluación de Definición del Proyecto APT.</w:t>
+        <w:t xml:space="preserve"> abordará esta problemática considerando los tiempos de entrega de los proveedores (lead times) y la </w:t>
+      </w:r>
+      <w:proofErr w:type="spellStart"/>
+      <w:r>
+        <w:rPr>
+          <w:lang w:val="es-CL"/>
+        </w:rPr>
+        <w:t>perecibilidad</w:t>
+      </w:r>
+      <w:proofErr w:type="spellEnd"/>
+      <w:r>
+        <w:rPr>
+          <w:lang w:val="es-CL"/>
+        </w:rPr>
+        <w:t xml:space="preserve"> de la carne, generando automáticamente una lista de recomendaciones de compr</w:t>
+      </w:r>
+      <w:r>
+        <w:rPr>
+          <w:lang w:val="es-CL"/>
+        </w:rPr>
+        <w:t xml:space="preserve">a y alertas de riesgo de quiebre de stock, presentadas en un </w:t>
+      </w:r>
+      <w:proofErr w:type="spellStart"/>
+      <w:r>
+        <w:rPr>
+          <w:lang w:val="es-CL"/>
+        </w:rPr>
+        <w:t>dashboard</w:t>
+      </w:r>
+      <w:proofErr w:type="spellEnd"/>
+      <w:r>
+        <w:rPr>
+          <w:lang w:val="es-CL"/>
+        </w:rPr>
+        <w:t xml:space="preserve"> ejecutivo pensado para que una persona sin conocimientos técnicos pueda tomar la decisión de compra con un vistazo.</w:t>
       </w:r>
     </w:p>
     <w:p>
       <w:pPr>
-        <w:rPr>
-          <w:lang w:val="es-CL"/>
-        </w:rPr>
-      </w:pPr>
-      <w:r>
-        <w:rPr>
-          <w:lang w:val="es-CL"/>
-        </w:rPr>
-        <w:br w:type="page"/>
+        <w:jc w:val="both"/>
+        <w:rPr>
+          <w:lang w:val="es-CL"/>
+        </w:rPr>
+      </w:pPr>
+      <w:r>
+        <w:rPr>
+          <w:lang w:val="es-CL"/>
+        </w:rPr>
+        <w:t>La relevancia para Ingeniería en Informática radica en que el proyect</w:t>
+      </w:r>
+      <w:r>
+        <w:rPr>
+          <w:lang w:val="es-CL"/>
+        </w:rPr>
+        <w:t xml:space="preserve">o requiere ingeniería de software clásica (base de datos, </w:t>
+      </w:r>
+      <w:proofErr w:type="spellStart"/>
+      <w:r>
+        <w:rPr>
+          <w:lang w:val="es-CL"/>
+        </w:rPr>
+        <w:t>backend</w:t>
+      </w:r>
+      <w:proofErr w:type="spellEnd"/>
+      <w:r>
+        <w:rPr>
+          <w:lang w:val="es-CL"/>
+        </w:rPr>
+        <w:t xml:space="preserve">, API REST y </w:t>
+      </w:r>
+      <w:proofErr w:type="spellStart"/>
+      <w:r>
+        <w:rPr>
+          <w:lang w:val="es-CL"/>
+        </w:rPr>
+        <w:t>frontend</w:t>
+      </w:r>
+      <w:proofErr w:type="spellEnd"/>
+      <w:r>
+        <w:rPr>
+          <w:lang w:val="es-CL"/>
+        </w:rPr>
+        <w:t>) junto con ciencia de datos aplicada (análisis exploratorio, modelamiento predictivo, evaluación de error), lo que permite resolver una problemática económica real de un</w:t>
+      </w:r>
+      <w:r>
+        <w:rPr>
+          <w:lang w:val="es-CL"/>
+        </w:rPr>
+        <w:t xml:space="preserve"> negocio acotado y controlado.</w:t>
       </w:r>
     </w:p>
     <w:p>
       <w:pPr>
+        <w:rPr>
+          <w:lang w:val="es-CL"/>
+        </w:rPr>
+      </w:pPr>
+      <w:r>
+        <w:rPr>
+          <w:lang w:val="es-CL"/>
+        </w:rPr>
+        <w:br w:type="page"/>
+      </w:r>
+    </w:p>
+    <w:p>
+      <w:pPr>
         <w:spacing w:after="280"/>
         <w:rPr>
           <w:lang w:val="es-CL"/>
@@ -1067,43 +1327,24 @@
           <w:lang w:val="es-CL"/>
         </w:rPr>
         <w:lastRenderedPageBreak/>
-        <w:t>Descripción y relevancia del Proyecto APT</w:t>
+        <w:t>Objetivos</w:t>
       </w:r>
     </w:p>
     <w:p>
       <w:pPr>
-        <w:jc w:val="both"/>
-        <w:rPr>
-          <w:lang w:val="es-CL"/>
-        </w:rPr>
-      </w:pPr>
-      <w:proofErr w:type="spellStart"/>
-      <w:r>
-        <w:rPr>
-          <w:lang w:val="es-CL"/>
-        </w:rPr>
-        <w:t>NexuStock</w:t>
-      </w:r>
-      <w:proofErr w:type="spellEnd"/>
-      <w:r>
-        <w:rPr>
-          <w:lang w:val="es-CL"/>
-        </w:rPr>
-        <w:t xml:space="preserve"> es un sistema web inteligente orientado a carnicerías de gestión independiente que buscan pasar de un abastecimiento basado en la intuición a uno apoyado en datos. El proyecto combina el desarrollo de software transaccional (gestión de productos, inventario, ventas y proveedores) con un motor de Machine </w:t>
-      </w:r>
-      <w:proofErr w:type="spellStart"/>
-      <w:r>
-        <w:rPr>
-          <w:lang w:val="es-CL"/>
-        </w:rPr>
-        <w:t>Learning</w:t>
-      </w:r>
-      <w:proofErr w:type="spellEnd"/>
-      <w:r>
-        <w:rPr>
-          <w:lang w:val="es-CL"/>
-        </w:rPr>
-        <w:t xml:space="preserve"> que proyecta la demanda futura por producto.</w:t>
+        <w:spacing w:before="200" w:after="120"/>
+        <w:ind w:left="360"/>
+        <w:rPr>
+          <w:lang w:val="es-CL"/>
+        </w:rPr>
+      </w:pPr>
+      <w:r>
+        <w:rPr>
+          <w:b/>
+          <w:sz w:val="26"/>
+          <w:lang w:val="es-CL"/>
+        </w:rPr>
+        <w:t>Objetivo general</w:t>
       </w:r>
     </w:p>
     <w:p>
@@ -1117,13 +1358,41 @@
         <w:rPr>
           <w:lang w:val="es-CL"/>
         </w:rPr>
-        <w:t xml:space="preserve">Actualmente, este tipo de negocios no cuenta con un registro sistemático de ventas ni con un análisis de datos que respalde sus decisiones de compra. Esta situación provoca dos problemas recurrentes: el quiebre de stock (agotamiento prematuro de productos perecibles antes de terminar el período de venta esperado) y el </w:t>
+        <w:t>Desarrollar un sistema inteligente de gestión y predicción de inventario (</w:t>
       </w:r>
       <w:proofErr w:type="spellStart"/>
       <w:r>
         <w:rPr>
           <w:lang w:val="es-CL"/>
         </w:rPr>
+        <w:t>NexuStock</w:t>
+      </w:r>
+      <w:proofErr w:type="spellEnd"/>
+      <w:r>
+        <w:rPr>
+          <w:lang w:val="es-CL"/>
+        </w:rPr>
+        <w:t xml:space="preserve">) para una carnicería de gestión independiente, utilizando análisis de datos y modelos de Machine </w:t>
+      </w:r>
+      <w:proofErr w:type="spellStart"/>
+      <w:r>
+        <w:rPr>
+          <w:lang w:val="es-CL"/>
+        </w:rPr>
+        <w:t>Learning</w:t>
+      </w:r>
+      <w:proofErr w:type="spellEnd"/>
+      <w:r>
+        <w:rPr>
+          <w:lang w:val="es-CL"/>
+        </w:rPr>
+        <w:t xml:space="preserve"> que apoyen la toma de decisiones de reposición y contribuyan a reducir los riesgos de quiebre de stock y </w:t>
+      </w:r>
+      <w:proofErr w:type="spellStart"/>
+      <w:r>
+        <w:rPr>
+          <w:lang w:val="es-CL"/>
+        </w:rPr>
         <w:t>sobreinventario</w:t>
       </w:r>
       <w:proofErr w:type="spellEnd"/>
@@ -1131,202 +1400,13 @@
         <w:rPr>
           <w:lang w:val="es-CL"/>
         </w:rPr>
-        <w:t xml:space="preserve"> y merma (compra excesiva de carne fresca que se descompone antes de poder venderse).</w:t>
-      </w:r>
-    </w:p>
-    <w:p>
-      <w:pPr>
-        <w:jc w:val="both"/>
-        <w:rPr>
-          <w:lang w:val="es-CL"/>
-        </w:rPr>
-      </w:pPr>
-      <w:proofErr w:type="spellStart"/>
-      <w:r>
-        <w:rPr>
-          <w:lang w:val="es-CL"/>
-        </w:rPr>
-        <w:t>NexuStock</w:t>
-      </w:r>
-      <w:proofErr w:type="spellEnd"/>
-      <w:r>
-        <w:rPr>
-          <w:lang w:val="es-CL"/>
-        </w:rPr>
-        <w:t xml:space="preserve"> abordará esta problemática considerando los tiempos de entrega de los proveedores (lead times) y la </w:t>
-      </w:r>
-      <w:proofErr w:type="spellStart"/>
-      <w:r>
-        <w:rPr>
-          <w:lang w:val="es-CL"/>
-        </w:rPr>
-        <w:t>perecibilidad</w:t>
-      </w:r>
-      <w:proofErr w:type="spellEnd"/>
-      <w:r>
-        <w:rPr>
-          <w:lang w:val="es-CL"/>
-        </w:rPr>
-        <w:t xml:space="preserve"> de la carne, generando automáticamente una lista de recomendaciones de compra y alertas de riesgo de quiebre de stock, presentadas en un </w:t>
-      </w:r>
-      <w:proofErr w:type="spellStart"/>
-      <w:r>
-        <w:rPr>
-          <w:lang w:val="es-CL"/>
-        </w:rPr>
-        <w:t>dashboard</w:t>
-      </w:r>
-      <w:proofErr w:type="spellEnd"/>
-      <w:r>
-        <w:rPr>
-          <w:lang w:val="es-CL"/>
-        </w:rPr>
-        <w:t xml:space="preserve"> ejecutivo pensado para que una persona sin conocimientos técnicos pueda tomar la decisión de compra con un vistazo.</w:t>
-      </w:r>
-    </w:p>
-    <w:p>
-      <w:pPr>
-        <w:jc w:val="both"/>
-        <w:rPr>
-          <w:lang w:val="es-CL"/>
-        </w:rPr>
-      </w:pPr>
-      <w:r>
-        <w:rPr>
-          <w:lang w:val="es-CL"/>
-        </w:rPr>
-        <w:t xml:space="preserve">La relevancia para Ingeniería en Informática radica en que el proyecto requiere ingeniería de software clásica (base de datos, </w:t>
-      </w:r>
-      <w:proofErr w:type="spellStart"/>
-      <w:r>
-        <w:rPr>
-          <w:lang w:val="es-CL"/>
-        </w:rPr>
-        <w:t>backend</w:t>
-      </w:r>
-      <w:proofErr w:type="spellEnd"/>
-      <w:r>
-        <w:rPr>
-          <w:lang w:val="es-CL"/>
-        </w:rPr>
-        <w:t xml:space="preserve">, API REST y </w:t>
-      </w:r>
-      <w:proofErr w:type="spellStart"/>
-      <w:r>
-        <w:rPr>
-          <w:lang w:val="es-CL"/>
-        </w:rPr>
-        <w:t>frontend</w:t>
-      </w:r>
-      <w:proofErr w:type="spellEnd"/>
-      <w:r>
-        <w:rPr>
-          <w:lang w:val="es-CL"/>
-        </w:rPr>
-        <w:t>) junto con ciencia de datos aplicada (análisis exploratorio, modelamiento predictivo, evaluación de error), lo que permite resolver una problemática económica real de un negocio acotado y controlado.</w:t>
-      </w:r>
-    </w:p>
-    <w:p>
-      <w:pPr>
-        <w:rPr>
-          <w:lang w:val="es-CL"/>
-        </w:rPr>
-      </w:pPr>
-      <w:r>
-        <w:rPr>
-          <w:lang w:val="es-CL"/>
-        </w:rPr>
-        <w:br w:type="page"/>
-      </w:r>
-    </w:p>
-    <w:p>
-      <w:pPr>
-        <w:spacing w:after="280"/>
-        <w:rPr>
-          <w:lang w:val="es-CL"/>
-        </w:rPr>
-      </w:pPr>
-      <w:r>
-        <w:rPr>
-          <w:b/>
-          <w:sz w:val="36"/>
-          <w:lang w:val="es-CL"/>
-        </w:rPr>
-        <w:lastRenderedPageBreak/>
-        <w:t>Objetivos</w:t>
-      </w:r>
-    </w:p>
-    <w:p>
-      <w:pPr>
-        <w:spacing w:before="200" w:after="120"/>
-        <w:ind w:left="360"/>
-        <w:rPr>
-          <w:lang w:val="es-CL"/>
-        </w:rPr>
-      </w:pPr>
-      <w:r>
-        <w:rPr>
-          <w:b/>
-          <w:sz w:val="26"/>
-          <w:lang w:val="es-CL"/>
-        </w:rPr>
-        <w:t>Objetivo general</w:t>
-      </w:r>
-    </w:p>
-    <w:p>
-      <w:pPr>
-        <w:jc w:val="both"/>
-        <w:rPr>
-          <w:lang w:val="es-CL"/>
-        </w:rPr>
-      </w:pPr>
-      <w:r>
-        <w:rPr>
-          <w:lang w:val="es-CL"/>
-        </w:rPr>
-        <w:t>Desarrollar un sistema inteligente de gestión y predicción de inventario (</w:t>
-      </w:r>
-      <w:proofErr w:type="spellStart"/>
-      <w:r>
-        <w:rPr>
-          <w:lang w:val="es-CL"/>
-        </w:rPr>
-        <w:t>NexuStock</w:t>
-      </w:r>
-      <w:proofErr w:type="spellEnd"/>
-      <w:r>
-        <w:rPr>
-          <w:lang w:val="es-CL"/>
-        </w:rPr>
-        <w:t xml:space="preserve">) para una carnicería de gestión independiente, utilizando análisis de datos y modelos de Machine </w:t>
-      </w:r>
-      <w:proofErr w:type="spellStart"/>
-      <w:r>
-        <w:rPr>
-          <w:lang w:val="es-CL"/>
-        </w:rPr>
-        <w:t>Learning</w:t>
-      </w:r>
-      <w:proofErr w:type="spellEnd"/>
-      <w:r>
-        <w:rPr>
-          <w:lang w:val="es-CL"/>
-        </w:rPr>
-        <w:t xml:space="preserve"> que apoyen la toma de decisiones de reposición y contribuyan a reducir los riesgos de quiebre de stock y </w:t>
-      </w:r>
-      <w:proofErr w:type="spellStart"/>
-      <w:r>
-        <w:rPr>
-          <w:lang w:val="es-CL"/>
-        </w:rPr>
-        <w:t>sobreinventario</w:t>
-      </w:r>
-      <w:proofErr w:type="spellEnd"/>
-      <w:r>
-        <w:rPr>
-          <w:lang w:val="es-CL"/>
-        </w:rPr>
-        <w:t xml:space="preserve"> de productos cárnicos perecibles.</w:t>
+        <w:t xml:space="preserve"> de productos cárnicos pereci</w:t>
+      </w:r>
+      <w:r>
+        <w:rPr>
+          <w:lang w:val="es-CL"/>
+        </w:rPr>
+        <w:t>bles.</w:t>
       </w:r>
     </w:p>
     <w:p>
@@ -1426,7 +1506,13 @@
         <w:rPr>
           <w:lang w:val="es-CL"/>
         </w:rPr>
-        <w:t xml:space="preserve">, la API REST y el </w:t>
+        <w:t>, l</w:t>
+      </w:r>
+      <w:r>
+        <w:rPr>
+          <w:lang w:val="es-CL"/>
+        </w:rPr>
+        <w:t xml:space="preserve">a API REST y el </w:t>
       </w:r>
       <w:proofErr w:type="spellStart"/>
       <w:r>
@@ -1500,7 +1586,13 @@
         <w:rPr>
           <w:lang w:val="es-CL"/>
         </w:rPr>
-        <w:t>el algoritmo de optimización de alertas de compra y desplegar la solución integrada.</w:t>
+        <w:t>el algoritmo de optimización de alertas de compra y de</w:t>
+      </w:r>
+      <w:r>
+        <w:rPr>
+          <w:lang w:val="es-CL"/>
+        </w:rPr>
+        <w:t>splegar la solución integrada.</w:t>
       </w:r>
     </w:p>
     <w:p>
@@ -2643,7 +2735,13 @@
               <w:rPr>
                 <w:sz w:val="20"/>
               </w:rPr>
-              <w:t>alcance</w:t>
+              <w:t>a</w:t>
+            </w:r>
+            <w:r>
+              <w:rPr>
+                <w:sz w:val="20"/>
+              </w:rPr>
+              <w:t>lcance</w:t>
             </w:r>
             <w:proofErr w:type="spellEnd"/>
             <w:r>
@@ -2900,7 +2998,14 @@
                 <w:sz w:val="20"/>
                 <w:lang w:val="es-CL"/>
               </w:rPr>
-              <w:t>Preparación y análisis exploratorio (EDA)</w:t>
+              <w:t xml:space="preserve">Preparación y análisis </w:t>
+            </w:r>
+            <w:r>
+              <w:rPr>
+                <w:sz w:val="20"/>
+                <w:lang w:val="es-CL"/>
+              </w:rPr>
+              <w:t>exploratorio (EDA)</w:t>
             </w:r>
           </w:p>
         </w:tc>
@@ -3667,7 +3772,14 @@
                 <w:sz w:val="20"/>
                 <w:lang w:val="es-CL"/>
               </w:rPr>
-              <w:t>Validar con el docente tutor que el proyecto está correctamente delimitado.</w:t>
+              <w:t xml:space="preserve">Validar con el docente tutor que el proyecto está </w:t>
+            </w:r>
+            <w:r>
+              <w:rPr>
+                <w:sz w:val="20"/>
+                <w:lang w:val="es-CL"/>
+              </w:rPr>
+              <w:t>correctamente delimitado.</w:t>
             </w:r>
           </w:p>
         </w:tc>
@@ -3783,7 +3895,14 @@
                 <w:sz w:val="20"/>
                 <w:lang w:val="es-CL"/>
               </w:rPr>
-              <w:t>Sustentar las decisiones de modelamiento predictivo.</w:t>
+              <w:t xml:space="preserve">Sustentar las decisiones de modelamiento </w:t>
+            </w:r>
+            <w:r>
+              <w:rPr>
+                <w:sz w:val="20"/>
+                <w:lang w:val="es-CL"/>
+              </w:rPr>
+              <w:t>predictivo.</w:t>
             </w:r>
           </w:p>
         </w:tc>
@@ -3971,7 +4090,14 @@
                 <w:sz w:val="20"/>
                 <w:lang w:val="es-CL"/>
               </w:rPr>
-              <w:t>Informe de Evaluación del Modelo Predictivo</w:t>
+              <w:t>Informe de Ev</w:t>
+            </w:r>
+            <w:r>
+              <w:rPr>
+                <w:sz w:val="20"/>
+                <w:lang w:val="es-CL"/>
+              </w:rPr>
+              <w:t>aluación del Modelo Predictivo</w:t>
             </w:r>
           </w:p>
         </w:tc>
@@ -4478,7 +4604,7 @@
 </file>
 
 <file path=word/endnotes.xml><?xml version="1.0" encoding="utf-8"?>
-<w:endnotes xmlns:wpc="http://schemas.microsoft.com/office/word/2010/wordprocessingCanvas" xmlns:cx="http://schemas.microsoft.com/office/drawing/2014/chartex" xmlns:cx1="http://schemas.microsoft.com/office/drawing/2015/9/8/chartex" xmlns:cx2="http://schemas.microsoft.com/office/drawing/2015/10/21/chartex" xmlns:cx3="http://schemas.microsoft.com/office/drawing/2016/5/9/chartex" xmlns:cx4="http://schemas.microsoft.com/office/drawing/2016/5/10/chartex" xmlns:cx5="http://schemas.microsoft.com/office/drawing/2016/5/11/chartex" xmlns:cx6="http://schemas.microsoft.com/office/drawing/2016/5/12/chartex" xmlns:cx7="http://schemas.microsoft.com/office/drawing/2016/5/13/chartex" xmlns:cx8="http://schemas.microsoft.com/office/drawing/2016/5/14/chartex" xmlns:mc="http://schemas.openxmlformats.org/markup-compatibility/2006" xmlns:aink="http://schemas.microsoft.com/office/drawing/2016/ink" xmlns:am3d="http://schemas.microsoft.com/office/drawing/2017/model3d" xmlns:o="urn:schemas-microsoft-com:office:office" xmlns:oel="http://schemas.microsoft.com/office/2019/extlst" xmlns:r="http://schemas.openxmlformats.org/officeDocument/2006/relationships" xmlns:m="http://schemas.openxmlformats.org/officeDocument/2006/math" xmlns:v="urn:schemas-microsoft-com:vml" xmlns:wp14="http://schemas.microsoft.com/office/word/2010/wordprocessingDrawing" xmlns:wp="http://schemas.openxmlformats.org/drawingml/2006/wordprocessingDrawing" xmlns:w10="urn:schemas-microsoft-com:office:word" xmlns:w="http://schemas.openxmlformats.org/wordprocessingml/2006/main" xmlns:w14="http://schemas.microsoft.com/office/word/2010/wordml" xmlns:w15="http://schemas.microsoft.com/office/word/2012/wordml" xmlns:w16cex="http://schemas.microsoft.com/office/word/2018/wordml/cex" xmlns:w16cid="http://schemas.microsoft.com/office/word/2016/wordml/cid" xmlns:w16="http://schemas.microsoft.com/office/word/2018/wordml" xmlns:w16sdtdh="http://schemas.microsoft.com/office/word/2020/wordml/sdtdatahash" xmlns:w16se="http://schemas.microsoft.com/office/word/2015/wordml/symex" xmlns:wpg="http://schemas.microsoft.com/office/word/2010/wordprocessingGroup" xmlns:wpi="http://schemas.microsoft.com/office/word/2010/wordprocessingInk" xmlns:wne="http://schemas.microsoft.com/office/word/2006/wordml" xmlns:wps="http://schemas.microsoft.com/office/word/2010/wordprocessingShape" mc:Ignorable="w14 w15 w16se w16cid w16 w16cex w16sdtdh wp14">
+<w:endnotes xmlns:wpc="http://schemas.microsoft.com/office/word/2010/wordprocessingCanvas" xmlns:cx="http://schemas.microsoft.com/office/drawing/2014/chartex" xmlns:cx1="http://schemas.microsoft.com/office/drawing/2015/9/8/chartex" xmlns:cx2="http://schemas.microsoft.com/office/drawing/2015/10/21/chartex" xmlns:cx3="http://schemas.microsoft.com/office/drawing/2016/5/9/chartex" xmlns:cx4="http://schemas.microsoft.com/office/drawing/2016/5/10/chartex" xmlns:cx5="http://schemas.microsoft.com/office/drawing/2016/5/11/chartex" xmlns:cx6="http://schemas.microsoft.com/office/drawing/2016/5/12/chartex" xmlns:cx7="http://schemas.microsoft.com/office/drawing/2016/5/13/chartex" xmlns:cx8="http://schemas.microsoft.com/office/drawing/2016/5/14/chartex" xmlns:mc="http://schemas.openxmlformats.org/markup-compatibility/2006" xmlns:aink="http://schemas.microsoft.com/office/drawing/2016/ink" xmlns:am3d="http://schemas.microsoft.com/office/drawing/2017/model3d" xmlns:o="urn:schemas-microsoft-com:office:office" xmlns:r="http://schemas.openxmlformats.org/officeDocument/2006/relationships" xmlns:m="http://schemas.openxmlformats.org/officeDocument/2006/math" xmlns:v="urn:schemas-microsoft-com:vml" xmlns:wp14="http://schemas.microsoft.com/office/word/2010/wordprocessingDrawing" xmlns:wp="http://schemas.openxmlformats.org/drawingml/2006/wordprocessingDrawing" xmlns:w10="urn:schemas-microsoft-com:office:word" xmlns:w="http://schemas.openxmlformats.org/wordprocessingml/2006/main" xmlns:w14="http://schemas.microsoft.com/office/word/2010/wordml" xmlns:w15="http://schemas.microsoft.com/office/word/2012/wordml" xmlns:w16cex="http://schemas.microsoft.com/office/word/2018/wordml/cex" xmlns:w16cid="http://schemas.microsoft.com/office/word/2016/wordml/cid" xmlns:w16="http://schemas.microsoft.com/office/word/2018/wordml" xmlns:w16sdtdh="http://schemas.microsoft.com/office/word/2020/wordml/sdtdatahash" xmlns:w16se="http://schemas.microsoft.com/office/word/2015/wordml/symex" xmlns:wpg="http://schemas.microsoft.com/office/word/2010/wordprocessingGroup" xmlns:wpi="http://schemas.microsoft.com/office/word/2010/wordprocessingInk" xmlns:wne="http://schemas.microsoft.com/office/word/2006/wordml" xmlns:wps="http://schemas.microsoft.com/office/word/2010/wordprocessingShape" mc:Ignorable="w14 w15 w16se w16cid w16 w16cex w16sdtdh wp14">
   <w:endnote w:type="separator" w:id="-1">
     <w:p>
       <w:pPr>
@@ -4503,7 +4629,7 @@
 </file>
 
 <file path=word/footer1.xml><?xml version="1.0" encoding="utf-8"?>
-<w:ftr xmlns:wpc="http://schemas.microsoft.com/office/word/2010/wordprocessingCanvas" xmlns:cx="http://schemas.microsoft.com/office/drawing/2014/chartex" xmlns:cx1="http://schemas.microsoft.com/office/drawing/2015/9/8/chartex" xmlns:cx2="http://schemas.microsoft.com/office/drawing/2015/10/21/chartex" xmlns:cx3="http://schemas.microsoft.com/office/drawing/2016/5/9/chartex" xmlns:cx4="http://schemas.microsoft.com/office/drawing/2016/5/10/chartex" xmlns:cx5="http://schemas.microsoft.com/office/drawing/2016/5/11/chartex" xmlns:cx6="http://schemas.microsoft.com/office/drawing/2016/5/12/chartex" xmlns:cx7="http://schemas.microsoft.com/office/drawing/2016/5/13/chartex" xmlns:cx8="http://schemas.microsoft.com/office/drawing/2016/5/14/chartex" xmlns:mc="http://schemas.openxmlformats.org/markup-compatibility/2006" xmlns:aink="http://schemas.microsoft.com/office/drawing/2016/ink" xmlns:am3d="http://schemas.microsoft.com/office/drawing/2017/model3d" xmlns:o="urn:schemas-microsoft-com:office:office" xmlns:oel="http://schemas.microsoft.com/office/2019/extlst" xmlns:r="http://schemas.openxmlformats.org/officeDocument/2006/relationships" xmlns:m="http://schemas.openxmlformats.org/officeDocument/2006/math" xmlns:v="urn:schemas-microsoft-com:vml" xmlns:wp14="http://schemas.microsoft.com/office/word/2010/wordprocessingDrawing" xmlns:wp="http://schemas.openxmlformats.org/drawingml/2006/wordprocessingDrawing" xmlns:w10="urn:schemas-microsoft-com:office:word" xmlns:w="http://schemas.openxmlformats.org/wordprocessingml/2006/main" xmlns:w14="http://schemas.microsoft.com/office/word/2010/wordml" xmlns:w15="http://schemas.microsoft.com/office/word/2012/wordml" xmlns:w16cex="http://schemas.microsoft.com/office/word/2018/wordml/cex" xmlns:w16cid="http://schemas.microsoft.com/office/word/2016/wordml/cid" xmlns:w16="http://schemas.microsoft.com/office/word/2018/wordml" xmlns:w16sdtdh="http://schemas.microsoft.com/office/word/2020/wordml/sdtdatahash" xmlns:w16se="http://schemas.microsoft.com/office/word/2015/wordml/symex" xmlns:wpg="http://schemas.microsoft.com/office/word/2010/wordprocessingGroup" xmlns:wpi="http://schemas.microsoft.com/office/word/2010/wordprocessingInk" xmlns:wne="http://schemas.microsoft.com/office/word/2006/wordml" xmlns:wps="http://schemas.microsoft.com/office/word/2010/wordprocessingShape" mc:Ignorable="w14 w15 w16se w16cid w16 w16cex w16sdtdh wp14">
+<w:ftr xmlns:wpc="http://schemas.microsoft.com/office/word/2010/wordprocessingCanvas" xmlns:cx="http://schemas.microsoft.com/office/drawing/2014/chartex" xmlns:cx1="http://schemas.microsoft.com/office/drawing/2015/9/8/chartex" xmlns:cx2="http://schemas.microsoft.com/office/drawing/2015/10/21/chartex" xmlns:cx3="http://schemas.microsoft.com/office/drawing/2016/5/9/chartex" xmlns:cx4="http://schemas.microsoft.com/office/drawing/2016/5/10/chartex" xmlns:cx5="http://schemas.microsoft.com/office/drawing/2016/5/11/chartex" xmlns:cx6="http://schemas.microsoft.com/office/drawing/2016/5/12/chartex" xmlns:cx7="http://schemas.microsoft.com/office/drawing/2016/5/13/chartex" xmlns:cx8="http://schemas.microsoft.com/office/drawing/2016/5/14/chartex" xmlns:mc="http://schemas.openxmlformats.org/markup-compatibility/2006" xmlns:aink="http://schemas.microsoft.com/office/drawing/2016/ink" xmlns:am3d="http://schemas.microsoft.com/office/drawing/2017/model3d" xmlns:o="urn:schemas-microsoft-com:office:office" xmlns:r="http://schemas.openxmlformats.org/officeDocument/2006/relationships" xmlns:m="http://schemas.openxmlformats.org/officeDocument/2006/math" xmlns:v="urn:schemas-microsoft-com:vml" xmlns:wp14="http://schemas.microsoft.com/office/word/2010/wordprocessingDrawing" xmlns:wp="http://schemas.openxmlformats.org/drawingml/2006/wordprocessingDrawing" xmlns:w10="urn:schemas-microsoft-com:office:word" xmlns:w="http://schemas.openxmlformats.org/wordprocessingml/2006/main" xmlns:w14="http://schemas.microsoft.com/office/word/2010/wordml" xmlns:w15="http://schemas.microsoft.com/office/word/2012/wordml" xmlns:w16cex="http://schemas.microsoft.com/office/word/2018/wordml/cex" xmlns:w16cid="http://schemas.microsoft.com/office/word/2016/wordml/cid" xmlns:w16="http://schemas.microsoft.com/office/word/2018/wordml" xmlns:w16sdtdh="http://schemas.microsoft.com/office/word/2020/wordml/sdtdatahash" xmlns:w16se="http://schemas.microsoft.com/office/word/2015/wordml/symex" xmlns:wpg="http://schemas.microsoft.com/office/word/2010/wordprocessingGroup" xmlns:wpi="http://schemas.microsoft.com/office/word/2010/wordprocessingInk" xmlns:wne="http://schemas.microsoft.com/office/word/2006/wordml" xmlns:wps="http://schemas.microsoft.com/office/word/2010/wordprocessingShape" mc:Ignorable="w14 w15 w16se w16cid w16 w16cex w16sdtdh wp14">
   <w:p>
     <w:pPr>
       <w:pStyle w:val="Piedepgina"/>
@@ -4529,7 +4655,7 @@
 </file>
 
 <file path=word/footnotes.xml><?xml version="1.0" encoding="utf-8"?>
-<w:footnotes xmlns:wpc="http://schemas.microsoft.com/office/word/2010/wordprocessingCanvas" xmlns:cx="http://schemas.microsoft.com/office/drawing/2014/chartex" xmlns:cx1="http://schemas.microsoft.com/office/drawing/2015/9/8/chartex" xmlns:cx2="http://schemas.microsoft.com/office/drawing/2015/10/21/chartex" xmlns:cx3="http://schemas.microsoft.com/office/drawing/2016/5/9/chartex" xmlns:cx4="http://schemas.microsoft.com/office/drawing/2016/5/10/chartex" xmlns:cx5="http://schemas.microsoft.com/office/drawing/2016/5/11/chartex" xmlns:cx6="http://schemas.microsoft.com/office/drawing/2016/5/12/chartex" xmlns:cx7="http://schemas.microsoft.com/office/drawing/2016/5/13/chartex" xmlns:cx8="http://schemas.microsoft.com/office/drawing/2016/5/14/chartex" xmlns:mc="http://schemas.openxmlformats.org/markup-compatibility/2006" xmlns:aink="http://schemas.microsoft.com/office/drawing/2016/ink" xmlns:am3d="http://schemas.microsoft.com/office/drawing/2017/model3d" xmlns:o="urn:schemas-microsoft-com:office:office" xmlns:oel="http://schemas.microsoft.com/office/2019/extlst" xmlns:r="http://schemas.openxmlformats.org/officeDocument/2006/relationships" xmlns:m="http://schemas.openxmlformats.org/officeDocument/2006/math" xmlns:v="urn:schemas-microsoft-com:vml" xmlns:wp14="http://schemas.microsoft.com/office/word/2010/wordprocessingDrawing" xmlns:wp="http://schemas.openxmlformats.org/drawingml/2006/wordprocessingDrawing" xmlns:w10="urn:schemas-microsoft-com:office:word" xmlns:w="http://schemas.openxmlformats.org/wordprocessingml/2006/main" xmlns:w14="http://schemas.microsoft.com/office/word/2010/wordml" xmlns:w15="http://schemas.microsoft.com/office/word/2012/wordml" xmlns:w16cex="http://schemas.microsoft.com/office/word/2018/wordml/cex" xmlns:w16cid="http://schemas.microsoft.com/office/word/2016/wordml/cid" xmlns:w16="http://schemas.microsoft.com/office/word/2018/wordml" xmlns:w16sdtdh="http://schemas.microsoft.com/office/word/2020/wordml/sdtdatahash" xmlns:w16se="http://schemas.microsoft.com/office/word/2015/wordml/symex" xmlns:wpg="http://schemas.microsoft.com/office/word/2010/wordprocessingGroup" xmlns:wpi="http://schemas.microsoft.com/office/word/2010/wordprocessingInk" xmlns:wne="http://schemas.microsoft.com/office/word/2006/wordml" xmlns:wps="http://schemas.microsoft.com/office/word/2010/wordprocessingShape" mc:Ignorable="w14 w15 w16se w16cid w16 w16cex w16sdtdh wp14">
+<w:footnotes xmlns:wpc="http://schemas.microsoft.com/office/word/2010/wordprocessingCanvas" xmlns:cx="http://schemas.microsoft.com/office/drawing/2014/chartex" xmlns:cx1="http://schemas.microsoft.com/office/drawing/2015/9/8/chartex" xmlns:cx2="http://schemas.microsoft.com/office/drawing/2015/10/21/chartex" xmlns:cx3="http://schemas.microsoft.com/office/drawing/2016/5/9/chartex" xmlns:cx4="http://schemas.microsoft.com/office/drawing/2016/5/10/chartex" xmlns:cx5="http://schemas.microsoft.com/office/drawing/2016/5/11/chartex" xmlns:cx6="http://schemas.microsoft.com/office/drawing/2016/5/12/chartex" xmlns:cx7="http://schemas.microsoft.com/office/drawing/2016/5/13/chartex" xmlns:cx8="http://schemas.microsoft.com/office/drawing/2016/5/14/chartex" xmlns:mc="http://schemas.openxmlformats.org/markup-compatibility/2006" xmlns:aink="http://schemas.microsoft.com/office/drawing/2016/ink" xmlns:am3d="http://schemas.microsoft.com/office/drawing/2017/model3d" xmlns:o="urn:schemas-microsoft-com:office:office" xmlns:r="http://schemas.openxmlformats.org/officeDocument/2006/relationships" xmlns:m="http://schemas.openxmlformats.org/officeDocument/2006/math" xmlns:v="urn:schemas-microsoft-com:vml" xmlns:wp14="http://schemas.microsoft.com/office/word/2010/wordprocessingDrawing" xmlns:wp="http://schemas.openxmlformats.org/drawingml/2006/wordprocessingDrawing" xmlns:w10="urn:schemas-microsoft-com:office:word" xmlns:w="http://schemas.openxmlformats.org/wordprocessingml/2006/main" xmlns:w14="http://schemas.microsoft.com/office/word/2010/wordml" xmlns:w15="http://schemas.microsoft.com/office/word/2012/wordml" xmlns:w16cex="http://schemas.microsoft.com/office/word/2018/wordml/cex" xmlns:w16cid="http://schemas.microsoft.com/office/word/2016/wordml/cid" xmlns:w16="http://schemas.microsoft.com/office/word/2018/wordml" xmlns:w16sdtdh="http://schemas.microsoft.com/office/word/2020/wordml/sdtdatahash" xmlns:w16se="http://schemas.microsoft.com/office/word/2015/wordml/symex" xmlns:wpg="http://schemas.microsoft.com/office/word/2010/wordprocessingGroup" xmlns:wpi="http://schemas.microsoft.com/office/word/2010/wordprocessingInk" xmlns:wne="http://schemas.microsoft.com/office/word/2006/wordml" xmlns:wps="http://schemas.microsoft.com/office/word/2010/wordprocessingShape" mc:Ignorable="w14 w15 w16se w16cid w16 w16cex w16sdtdh wp14">
   <w:footnote w:type="separator" w:id="-1">
     <w:p>
       <w:pPr>
@@ -4554,7 +4680,7 @@
 </file>
 
 <file path=word/header1.xml><?xml version="1.0" encoding="utf-8"?>
-<w:hdr xmlns:wpc="http://schemas.microsoft.com/office/word/2010/wordprocessingCanvas" xmlns:cx="http://schemas.microsoft.com/office/drawing/2014/chartex" xmlns:cx1="http://schemas.microsoft.com/office/drawing/2015/9/8/chartex" xmlns:cx2="http://schemas.microsoft.com/office/drawing/2015/10/21/chartex" xmlns:cx3="http://schemas.microsoft.com/office/drawing/2016/5/9/chartex" xmlns:cx4="http://schemas.microsoft.com/office/drawing/2016/5/10/chartex" xmlns:cx5="http://schemas.microsoft.com/office/drawing/2016/5/11/chartex" xmlns:cx6="http://schemas.microsoft.com/office/drawing/2016/5/12/chartex" xmlns:cx7="http://schemas.microsoft.com/office/drawing/2016/5/13/chartex" xmlns:cx8="http://schemas.microsoft.com/office/drawing/2016/5/14/chartex" xmlns:mc="http://schemas.openxmlformats.org/markup-compatibility/2006" xmlns:aink="http://schemas.microsoft.com/office/drawing/2016/ink" xmlns:am3d="http://schemas.microsoft.com/office/drawing/2017/model3d" xmlns:o="urn:schemas-microsoft-com:office:office" xmlns:oel="http://schemas.microsoft.com/office/2019/extlst" xmlns:r="http://schemas.openxmlformats.org/officeDocument/2006/relationships" xmlns:m="http://schemas.openxmlformats.org/officeDocument/2006/math" xmlns:v="urn:schemas-microsoft-com:vml" xmlns:wp14="http://schemas.microsoft.com/office/word/2010/wordprocessingDrawing" xmlns:wp="http://schemas.openxmlformats.org/drawingml/2006/wordprocessingDrawing" xmlns:w10="urn:schemas-microsoft-com:office:word" xmlns:w="http://schemas.openxmlformats.org/wordprocessingml/2006/main" xmlns:w14="http://schemas.microsoft.com/office/word/2010/wordml" xmlns:w15="http://schemas.microsoft.com/office/word/2012/wordml" xmlns:w16cex="http://schemas.microsoft.com/office/word/2018/wordml/cex" xmlns:w16cid="http://schemas.microsoft.com/office/word/2016/wordml/cid" xmlns:w16="http://schemas.microsoft.com/office/word/2018/wordml" xmlns:w16sdtdh="http://schemas.microsoft.com/office/word/2020/wordml/sdtdatahash" xmlns:w16se="http://schemas.microsoft.com/office/word/2015/wordml/symex" xmlns:wpg="http://schemas.microsoft.com/office/word/2010/wordprocessingGroup" xmlns:wpi="http://schemas.microsoft.com/office/word/2010/wordprocessingInk" xmlns:wne="http://schemas.microsoft.com/office/word/2006/wordml" xmlns:wps="http://schemas.microsoft.com/office/word/2010/wordprocessingShape" mc:Ignorable="w14 w15 w16se w16cid w16 w16cex w16sdtdh wp14">
+<w:hdr xmlns:wpc="http://schemas.microsoft.com/office/word/2010/wordprocessingCanvas" xmlns:cx="http://schemas.microsoft.com/office/drawing/2014/chartex" xmlns:cx1="http://schemas.microsoft.com/office/drawing/2015/9/8/chartex" xmlns:cx2="http://schemas.microsoft.com/office/drawing/2015/10/21/chartex" xmlns:cx3="http://schemas.microsoft.com/office/drawing/2016/5/9/chartex" xmlns:cx4="http://schemas.microsoft.com/office/drawing/2016/5/10/chartex" xmlns:cx5="http://schemas.microsoft.com/office/drawing/2016/5/11/chartex" xmlns:cx6="http://schemas.microsoft.com/office/drawing/2016/5/12/chartex" xmlns:cx7="http://schemas.microsoft.com/office/drawing/2016/5/13/chartex" xmlns:cx8="http://schemas.microsoft.com/office/drawing/2016/5/14/chartex" xmlns:mc="http://schemas.openxmlformats.org/markup-compatibility/2006" xmlns:aink="http://schemas.microsoft.com/office/drawing/2016/ink" xmlns:am3d="http://schemas.microsoft.com/office/drawing/2017/model3d" xmlns:o="urn:schemas-microsoft-com:office:office" xmlns:r="http://schemas.openxmlformats.org/officeDocument/2006/relationships" xmlns:m="http://schemas.openxmlformats.org/officeDocument/2006/math" xmlns:v="urn:schemas-microsoft-com:vml" xmlns:wp14="http://schemas.microsoft.com/office/word/2010/wordprocessingDrawing" xmlns:wp="http://schemas.openxmlformats.org/drawingml/2006/wordprocessingDrawing" xmlns:w10="urn:schemas-microsoft-com:office:word" xmlns:w="http://schemas.openxmlformats.org/wordprocessingml/2006/main" xmlns:w14="http://schemas.microsoft.com/office/word/2010/wordml" xmlns:w15="http://schemas.microsoft.com/office/word/2012/wordml" xmlns:w16cex="http://schemas.microsoft.com/office/word/2018/wordml/cex" xmlns:w16cid="http://schemas.microsoft.com/office/word/2016/wordml/cid" xmlns:w16="http://schemas.microsoft.com/office/word/2018/wordml" xmlns:w16sdtdh="http://schemas.microsoft.com/office/word/2020/wordml/sdtdatahash" xmlns:w16se="http://schemas.microsoft.com/office/word/2015/wordml/symex" xmlns:wpg="http://schemas.microsoft.com/office/word/2010/wordprocessingGroup" xmlns:wpi="http://schemas.microsoft.com/office/word/2010/wordprocessingInk" xmlns:wne="http://schemas.microsoft.com/office/word/2006/wordml" xmlns:wps="http://schemas.microsoft.com/office/word/2010/wordprocessingShape" mc:Ignorable="w14 w15 w16se w16cid w16 w16cex w16sdtdh wp14">
   <w:p>
     <w:pPr>
       <w:pStyle w:val="Encabezado"/>
@@ -4611,7 +4737,7 @@
 </file>
 
 <file path=word/header2.xml><?xml version="1.0" encoding="utf-8"?>
-<w:hdr xmlns:wpc="http://schemas.microsoft.com/office/word/2010/wordprocessingCanvas" xmlns:cx="http://schemas.microsoft.com/office/drawing/2014/chartex" xmlns:cx1="http://schemas.microsoft.com/office/drawing/2015/9/8/chartex" xmlns:cx2="http://schemas.microsoft.com/office/drawing/2015/10/21/chartex" xmlns:cx3="http://schemas.microsoft.com/office/drawing/2016/5/9/chartex" xmlns:cx4="http://schemas.microsoft.com/office/drawing/2016/5/10/chartex" xmlns:cx5="http://schemas.microsoft.com/office/drawing/2016/5/11/chartex" xmlns:cx6="http://schemas.microsoft.com/office/drawing/2016/5/12/chartex" xmlns:cx7="http://schemas.microsoft.com/office/drawing/2016/5/13/chartex" xmlns:cx8="http://schemas.microsoft.com/office/drawing/2016/5/14/chartex" xmlns:mc="http://schemas.openxmlformats.org/markup-compatibility/2006" xmlns:aink="http://schemas.microsoft.com/office/drawing/2016/ink" xmlns:am3d="http://schemas.microsoft.com/office/drawing/2017/model3d" xmlns:o="urn:schemas-microsoft-com:office:office" xmlns:oel="http://schemas.microsoft.com/office/2019/extlst" xmlns:r="http://schemas.openxmlformats.org/officeDocument/2006/relationships" xmlns:m="http://schemas.openxmlformats.org/officeDocument/2006/math" xmlns:v="urn:schemas-microsoft-com:vml" xmlns:wp14="http://schemas.microsoft.com/office/word/2010/wordprocessingDrawing" xmlns:wp="http://schemas.openxmlformats.org/drawingml/2006/wordprocessingDrawing" xmlns:w10="urn:schemas-microsoft-com:office:word" xmlns:w="http://schemas.openxmlformats.org/wordprocessingml/2006/main" xmlns:w14="http://schemas.microsoft.com/office/word/2010/wordml" xmlns:w15="http://schemas.microsoft.com/office/word/2012/wordml" xmlns:w16cex="http://schemas.microsoft.com/office/word/2018/wordml/cex" xmlns:w16cid="http://schemas.microsoft.com/office/word/2016/wordml/cid" xmlns:w16="http://schemas.microsoft.com/office/word/2018/wordml" xmlns:w16sdtdh="http://schemas.microsoft.com/office/word/2020/wordml/sdtdatahash" xmlns:w16se="http://schemas.microsoft.com/office/word/2015/wordml/symex" xmlns:wpg="http://schemas.microsoft.com/office/word/2010/wordprocessingGroup" xmlns:wpi="http://schemas.microsoft.com/office/word/2010/wordprocessingInk" xmlns:wne="http://schemas.microsoft.com/office/word/2006/wordml" xmlns:wps="http://schemas.microsoft.com/office/word/2010/wordprocessingShape" mc:Ignorable="w14 w15 w16se w16cid w16 w16cex w16sdtdh wp14">
+<w:hdr xmlns:wpc="http://schemas.microsoft.com/office/word/2010/wordprocessingCanvas" xmlns:cx="http://schemas.microsoft.com/office/drawing/2014/chartex" xmlns:cx1="http://schemas.microsoft.com/office/drawing/2015/9/8/chartex" xmlns:cx2="http://schemas.microsoft.com/office/drawing/2015/10/21/chartex" xmlns:cx3="http://schemas.microsoft.com/office/drawing/2016/5/9/chartex" xmlns:cx4="http://schemas.microsoft.com/office/drawing/2016/5/10/chartex" xmlns:cx5="http://schemas.microsoft.com/office/drawing/2016/5/11/chartex" xmlns:cx6="http://schemas.microsoft.com/office/drawing/2016/5/12/chartex" xmlns:cx7="http://schemas.microsoft.com/office/drawing/2016/5/13/chartex" xmlns:cx8="http://schemas.microsoft.com/office/drawing/2016/5/14/chartex" xmlns:mc="http://schemas.openxmlformats.org/markup-compatibility/2006" xmlns:aink="http://schemas.microsoft.com/office/drawing/2016/ink" xmlns:am3d="http://schemas.microsoft.com/office/drawing/2017/model3d" xmlns:o="urn:schemas-microsoft-com:office:office" xmlns:r="http://schemas.openxmlformats.org/officeDocument/2006/relationships" xmlns:m="http://schemas.openxmlformats.org/officeDocument/2006/math" xmlns:v="urn:schemas-microsoft-com:vml" xmlns:wp14="http://schemas.microsoft.com/office/word/2010/wordprocessingDrawing" xmlns:wp="http://schemas.openxmlformats.org/drawingml/2006/wordprocessingDrawing" xmlns:w10="urn:schemas-microsoft-com:office:word" xmlns:w="http://schemas.openxmlformats.org/wordprocessingml/2006/main" xmlns:w14="http://schemas.microsoft.com/office/word/2010/wordml" xmlns:w15="http://schemas.microsoft.com/office/word/2012/wordml" xmlns:w16cex="http://schemas.microsoft.com/office/word/2018/wordml/cex" xmlns:w16cid="http://schemas.microsoft.com/office/word/2016/wordml/cid" xmlns:w16="http://schemas.microsoft.com/office/word/2018/wordml" xmlns:w16sdtdh="http://schemas.microsoft.com/office/word/2020/wordml/sdtdatahash" xmlns:w16se="http://schemas.microsoft.com/office/word/2015/wordml/symex" xmlns:wpg="http://schemas.microsoft.com/office/word/2010/wordprocessingGroup" xmlns:wpi="http://schemas.microsoft.com/office/word/2010/wordprocessingInk" xmlns:wne="http://schemas.microsoft.com/office/word/2006/wordml" xmlns:wps="http://schemas.microsoft.com/office/word/2010/wordprocessingShape" mc:Ignorable="w14 w15 w16se w16cid w16 w16cex w16sdtdh wp14">
   <w:p>
     <w:pPr>
       <w:pStyle w:val="Encabezado"/>
@@ -4664,7 +4790,7 @@
 </file>
 
 <file path=word/numbering.xml><?xml version="1.0" encoding="utf-8"?>
-<w:numbering xmlns:wpc="http://schemas.microsoft.com/office/word/2010/wordprocessingCanvas" xmlns:cx="http://schemas.microsoft.com/office/drawing/2014/chartex" xmlns:cx1="http://schemas.microsoft.com/office/drawing/2015/9/8/chartex" xmlns:cx2="http://schemas.microsoft.com/office/drawing/2015/10/21/chartex" xmlns:cx3="http://schemas.microsoft.com/office/drawing/2016/5/9/chartex" xmlns:cx4="http://schemas.microsoft.com/office/drawing/2016/5/10/chartex" xmlns:cx5="http://schemas.microsoft.com/office/drawing/2016/5/11/chartex" xmlns:cx6="http://schemas.microsoft.com/office/drawing/2016/5/12/chartex" xmlns:cx7="http://schemas.microsoft.com/office/drawing/2016/5/13/chartex" xmlns:cx8="http://schemas.microsoft.com/office/drawing/2016/5/14/chartex" xmlns:mc="http://schemas.openxmlformats.org/markup-compatibility/2006" xmlns:aink="http://schemas.microsoft.com/office/drawing/2016/ink" xmlns:am3d="http://schemas.microsoft.com/office/drawing/2017/model3d" xmlns:o="urn:schemas-microsoft-com:office:office" xmlns:oel="http://schemas.microsoft.com/office/2019/extlst" xmlns:r="http://schemas.openxmlformats.org/officeDocument/2006/relationships" xmlns:m="http://schemas.openxmlformats.org/officeDocument/2006/math" xmlns:v="urn:schemas-microsoft-com:vml" xmlns:wp14="http://schemas.microsoft.com/office/word/2010/wordprocessingDrawing" xmlns:wp="http://schemas.openxmlformats.org/drawingml/2006/wordprocessingDrawing" xmlns:w10="urn:schemas-microsoft-com:office:word" xmlns:w="http://schemas.openxmlformats.org/wordprocessingml/2006/main" xmlns:w14="http://schemas.microsoft.com/office/word/2010/wordml" xmlns:w15="http://schemas.microsoft.com/office/word/2012/wordml" xmlns:w16cex="http://schemas.microsoft.com/office/word/2018/wordml/cex" xmlns:w16cid="http://schemas.microsoft.com/office/word/2016/wordml/cid" xmlns:w16="http://schemas.microsoft.com/office/word/2018/wordml" xmlns:w16sdtdh="http://schemas.microsoft.com/office/word/2020/wordml/sdtdatahash" xmlns:w16se="http://schemas.microsoft.com/office/word/2015/wordml/symex" xmlns:wpg="http://schemas.microsoft.com/office/word/2010/wordprocessingGroup" xmlns:wpi="http://schemas.microsoft.com/office/word/2010/wordprocessingInk" xmlns:wne="http://schemas.microsoft.com/office/word/2006/wordml" xmlns:wps="http://schemas.microsoft.com/office/word/2010/wordprocessingShape" mc:Ignorable="w14 w15 w16se w16cid w16 w16cex w16sdtdh wp14">
+<w:numbering xmlns:wpc="http://schemas.microsoft.com/office/word/2010/wordprocessingCanvas" xmlns:cx="http://schemas.microsoft.com/office/drawing/2014/chartex" xmlns:cx1="http://schemas.microsoft.com/office/drawing/2015/9/8/chartex" xmlns:cx2="http://schemas.microsoft.com/office/drawing/2015/10/21/chartex" xmlns:cx3="http://schemas.microsoft.com/office/drawing/2016/5/9/chartex" xmlns:cx4="http://schemas.microsoft.com/office/drawing/2016/5/10/chartex" xmlns:cx5="http://schemas.microsoft.com/office/drawing/2016/5/11/chartex" xmlns:cx6="http://schemas.microsoft.com/office/drawing/2016/5/12/chartex" xmlns:cx7="http://schemas.microsoft.com/office/drawing/2016/5/13/chartex" xmlns:cx8="http://schemas.microsoft.com/office/drawing/2016/5/14/chartex" xmlns:mc="http://schemas.openxmlformats.org/markup-compatibility/2006" xmlns:aink="http://schemas.microsoft.com/office/drawing/2016/ink" xmlns:am3d="http://schemas.microsoft.com/office/drawing/2017/model3d" xmlns:o="urn:schemas-microsoft-com:office:office" xmlns:r="http://schemas.openxmlformats.org/officeDocument/2006/relationships" xmlns:m="http://schemas.openxmlformats.org/officeDocument/2006/math" xmlns:v="urn:schemas-microsoft-com:vml" xmlns:wp14="http://schemas.microsoft.com/office/word/2010/wordprocessingDrawing" xmlns:wp="http://schemas.openxmlformats.org/drawingml/2006/wordprocessingDrawing" xmlns:w10="urn:schemas-microsoft-com:office:word" xmlns:w="http://schemas.openxmlformats.org/wordprocessingml/2006/main" xmlns:w14="http://schemas.microsoft.com/office/word/2010/wordml" xmlns:w15="http://schemas.microsoft.com/office/word/2012/wordml" xmlns:w16cex="http://schemas.microsoft.com/office/word/2018/wordml/cex" xmlns:w16cid="http://schemas.microsoft.com/office/word/2016/wordml/cid" xmlns:w16="http://schemas.microsoft.com/office/word/2018/wordml" xmlns:w16sdtdh="http://schemas.microsoft.com/office/word/2020/wordml/sdtdatahash" xmlns:w16se="http://schemas.microsoft.com/office/word/2015/wordml/symex" xmlns:wpg="http://schemas.microsoft.com/office/word/2010/wordprocessingGroup" xmlns:wpi="http://schemas.microsoft.com/office/word/2010/wordprocessingInk" xmlns:wne="http://schemas.microsoft.com/office/word/2006/wordml" xmlns:wps="http://schemas.microsoft.com/office/word/2010/wordprocessingShape" mc:Ignorable="w14 w15 w16se w16cid w16 w16cex w16sdtdh wp14">
   <w:abstractNum w:abstractNumId="0" w15:restartNumberingAfterBreak="0">
     <w:nsid w:val="FFFFFF7C"/>
     <w:multiLevelType w:val="singleLevel"/>
@@ -4836,31 +4962,31 @@
       </w:rPr>
     </w:lvl>
   </w:abstractNum>
-  <w:num w:numId="1" w16cid:durableId="401564728">
+  <w:num w:numId="1">
     <w:abstractNumId w:val="8"/>
   </w:num>
-  <w:num w:numId="2" w16cid:durableId="1883441079">
+  <w:num w:numId="2">
     <w:abstractNumId w:val="6"/>
   </w:num>
-  <w:num w:numId="3" w16cid:durableId="957251557">
+  <w:num w:numId="3">
     <w:abstractNumId w:val="5"/>
   </w:num>
-  <w:num w:numId="4" w16cid:durableId="948318488">
+  <w:num w:numId="4">
     <w:abstractNumId w:val="4"/>
   </w:num>
-  <w:num w:numId="5" w16cid:durableId="450903040">
+  <w:num w:numId="5">
     <w:abstractNumId w:val="7"/>
   </w:num>
-  <w:num w:numId="6" w16cid:durableId="435906591">
+  <w:num w:numId="6">
     <w:abstractNumId w:val="3"/>
   </w:num>
-  <w:num w:numId="7" w16cid:durableId="242570841">
+  <w:num w:numId="7">
     <w:abstractNumId w:val="2"/>
   </w:num>
-  <w:num w:numId="8" w16cid:durableId="844906823">
+  <w:num w:numId="8">
     <w:abstractNumId w:val="1"/>
   </w:num>
-  <w:num w:numId="9" w16cid:durableId="1654724553">
+  <w:num w:numId="9">
     <w:abstractNumId w:val="0"/>
   </w:num>
 </w:numbering>
@@ -5473,6 +5599,7 @@
   <w:style w:type="character" w:default="1" w:styleId="Fuentedeprrafopredeter">
     <w:name w:val="Default Paragraph Font"/>
     <w:uiPriority w:val="1"/>
+    <w:semiHidden/>
     <w:unhideWhenUsed/>
   </w:style>
   <w:style w:type="table" w:default="1" w:styleId="Tablanormal">
